--- a/pancasila/Catatan_Buku_Tulis_Siswa yang di gunakan..docx
+++ b/pancasila/Catatan_Buku_Tulis_Siswa yang di gunakan..docx
@@ -142,367 +142,7 @@
                 <w:color w:val="1E293B"/>
                 <w:sz w:val="20"/>
               </w:rPr>
-              <w:t xml:space="preserve">• 1. </w:t>
-            </w:r>
-            <w:proofErr w:type="spellStart"/>
-            <w:r>
-              <w:rPr>
-                <w:rFonts w:ascii="Calibri" w:hAnsi="Calibri"/>
-                <w:color w:val="1E293B"/>
-                <w:sz w:val="20"/>
-              </w:rPr>
-              <w:t>Makna</w:t>
-            </w:r>
-            <w:proofErr w:type="spellEnd"/>
-            <w:r>
-              <w:rPr>
-                <w:rFonts w:ascii="Calibri" w:hAnsi="Calibri"/>
-                <w:color w:val="1E293B"/>
-                <w:sz w:val="20"/>
-              </w:rPr>
-              <w:t xml:space="preserve"> </w:t>
-            </w:r>
-            <w:proofErr w:type="spellStart"/>
-            <w:r>
-              <w:rPr>
-                <w:rFonts w:ascii="Calibri" w:hAnsi="Calibri"/>
-                <w:color w:val="1E293B"/>
-                <w:sz w:val="20"/>
-              </w:rPr>
-              <w:t>Keberagaman</w:t>
-            </w:r>
-            <w:proofErr w:type="spellEnd"/>
-            <w:r>
-              <w:rPr>
-                <w:rFonts w:ascii="Calibri" w:hAnsi="Calibri"/>
-                <w:color w:val="1E293B"/>
-                <w:sz w:val="20"/>
-              </w:rPr>
-              <w:t xml:space="preserve"> </w:t>
-            </w:r>
-            <w:proofErr w:type="spellStart"/>
-            <w:r>
-              <w:rPr>
-                <w:rFonts w:ascii="Calibri" w:hAnsi="Calibri"/>
-                <w:color w:val="1E293B"/>
-                <w:sz w:val="20"/>
-              </w:rPr>
-              <w:t>Sosial</w:t>
-            </w:r>
-            <w:proofErr w:type="spellEnd"/>
-            <w:r>
-              <w:rPr>
-                <w:rFonts w:ascii="Calibri" w:hAnsi="Calibri"/>
-                <w:color w:val="1E293B"/>
-                <w:sz w:val="20"/>
-              </w:rPr>
-              <w:t xml:space="preserve"> </w:t>
-            </w:r>
-            <w:proofErr w:type="spellStart"/>
-            <w:r>
-              <w:rPr>
-                <w:rFonts w:ascii="Calibri" w:hAnsi="Calibri"/>
-                <w:color w:val="1E293B"/>
-                <w:sz w:val="20"/>
-              </w:rPr>
-              <w:t>Budaya</w:t>
-            </w:r>
-            <w:proofErr w:type="spellEnd"/>
-            <w:r>
-              <w:rPr>
-                <w:rFonts w:ascii="Calibri" w:hAnsi="Calibri"/>
-                <w:color w:val="1E293B"/>
-                <w:sz w:val="20"/>
-              </w:rPr>
-              <w:t xml:space="preserve">: Indonesia </w:t>
-            </w:r>
-            <w:proofErr w:type="spellStart"/>
-            <w:r>
-              <w:rPr>
-                <w:rFonts w:ascii="Calibri" w:hAnsi="Calibri"/>
-                <w:color w:val="1E293B"/>
-                <w:sz w:val="20"/>
-              </w:rPr>
-              <w:t>memiliki</w:t>
-            </w:r>
-            <w:proofErr w:type="spellEnd"/>
-            <w:r>
-              <w:rPr>
-                <w:rFonts w:ascii="Calibri" w:hAnsi="Calibri"/>
-                <w:color w:val="1E293B"/>
-                <w:sz w:val="20"/>
-              </w:rPr>
-              <w:t xml:space="preserve"> </w:t>
-            </w:r>
-            <w:proofErr w:type="spellStart"/>
-            <w:r>
-              <w:rPr>
-                <w:rFonts w:ascii="Calibri" w:hAnsi="Calibri"/>
-                <w:color w:val="1E293B"/>
-                <w:sz w:val="20"/>
-              </w:rPr>
-              <w:t>lebih</w:t>
-            </w:r>
-            <w:proofErr w:type="spellEnd"/>
-            <w:r>
-              <w:rPr>
-                <w:rFonts w:ascii="Calibri" w:hAnsi="Calibri"/>
-                <w:color w:val="1E293B"/>
-                <w:sz w:val="20"/>
-              </w:rPr>
-              <w:t xml:space="preserve"> </w:t>
-            </w:r>
-            <w:proofErr w:type="spellStart"/>
-            <w:r>
-              <w:rPr>
-                <w:rFonts w:ascii="Calibri" w:hAnsi="Calibri"/>
-                <w:color w:val="1E293B"/>
-                <w:sz w:val="20"/>
-              </w:rPr>
-              <w:t>dari</w:t>
-            </w:r>
-            <w:proofErr w:type="spellEnd"/>
-            <w:r>
-              <w:rPr>
-                <w:rFonts w:ascii="Calibri" w:hAnsi="Calibri"/>
-                <w:color w:val="1E293B"/>
-                <w:sz w:val="20"/>
-              </w:rPr>
-              <w:t xml:space="preserve"> 1.340 </w:t>
-            </w:r>
-            <w:proofErr w:type="spellStart"/>
-            <w:r>
-              <w:rPr>
-                <w:rFonts w:ascii="Calibri" w:hAnsi="Calibri"/>
-                <w:color w:val="1E293B"/>
-                <w:sz w:val="20"/>
-              </w:rPr>
-              <w:t>suku</w:t>
-            </w:r>
-            <w:proofErr w:type="spellEnd"/>
-            <w:r>
-              <w:rPr>
-                <w:rFonts w:ascii="Calibri" w:hAnsi="Calibri"/>
-                <w:color w:val="1E293B"/>
-                <w:sz w:val="20"/>
-              </w:rPr>
-              <w:t xml:space="preserve"> </w:t>
-            </w:r>
-            <w:proofErr w:type="spellStart"/>
-            <w:r>
-              <w:rPr>
-                <w:rFonts w:ascii="Calibri" w:hAnsi="Calibri"/>
-                <w:color w:val="1E293B"/>
-                <w:sz w:val="20"/>
-              </w:rPr>
-              <w:t>bangsa</w:t>
-            </w:r>
-            <w:proofErr w:type="spellEnd"/>
-            <w:r>
-              <w:rPr>
-                <w:rFonts w:ascii="Calibri" w:hAnsi="Calibri"/>
-                <w:color w:val="1E293B"/>
-                <w:sz w:val="20"/>
-              </w:rPr>
-              <w:t xml:space="preserve"> dan 718 </w:t>
-            </w:r>
-            <w:proofErr w:type="spellStart"/>
-            <w:r>
-              <w:rPr>
-                <w:rFonts w:ascii="Calibri" w:hAnsi="Calibri"/>
-                <w:color w:val="1E293B"/>
-                <w:sz w:val="20"/>
-              </w:rPr>
-              <w:t>bahasa</w:t>
-            </w:r>
-            <w:proofErr w:type="spellEnd"/>
-            <w:r>
-              <w:rPr>
-                <w:rFonts w:ascii="Calibri" w:hAnsi="Calibri"/>
-                <w:color w:val="1E293B"/>
-                <w:sz w:val="20"/>
-              </w:rPr>
-              <w:t xml:space="preserve"> </w:t>
-            </w:r>
-            <w:proofErr w:type="spellStart"/>
-            <w:r>
-              <w:rPr>
-                <w:rFonts w:ascii="Calibri" w:hAnsi="Calibri"/>
-                <w:color w:val="1E293B"/>
-                <w:sz w:val="20"/>
-              </w:rPr>
-              <w:t>daerah</w:t>
-            </w:r>
-            <w:proofErr w:type="spellEnd"/>
-            <w:r>
-              <w:rPr>
-                <w:rFonts w:ascii="Calibri" w:hAnsi="Calibri"/>
-                <w:color w:val="1E293B"/>
-                <w:sz w:val="20"/>
-              </w:rPr>
-              <w:t xml:space="preserve">. </w:t>
-            </w:r>
-            <w:proofErr w:type="spellStart"/>
-            <w:r>
-              <w:rPr>
-                <w:rFonts w:ascii="Calibri" w:hAnsi="Calibri"/>
-                <w:color w:val="1E293B"/>
-                <w:sz w:val="20"/>
-              </w:rPr>
-              <w:t>Semboyan</w:t>
-            </w:r>
-            <w:proofErr w:type="spellEnd"/>
-            <w:r>
-              <w:rPr>
-                <w:rFonts w:ascii="Calibri" w:hAnsi="Calibri"/>
-                <w:color w:val="1E293B"/>
-                <w:sz w:val="20"/>
-              </w:rPr>
-              <w:t xml:space="preserve"> negara </w:t>
-            </w:r>
-            <w:proofErr w:type="spellStart"/>
-            <w:r>
-              <w:rPr>
-                <w:rFonts w:ascii="Calibri" w:hAnsi="Calibri"/>
-                <w:color w:val="1E293B"/>
-                <w:sz w:val="20"/>
-              </w:rPr>
-              <w:t>kita</w:t>
-            </w:r>
-            <w:proofErr w:type="spellEnd"/>
-            <w:r>
-              <w:rPr>
-                <w:rFonts w:ascii="Calibri" w:hAnsi="Calibri"/>
-                <w:color w:val="1E293B"/>
-                <w:sz w:val="20"/>
-              </w:rPr>
-              <w:t xml:space="preserve"> </w:t>
-            </w:r>
-            <w:proofErr w:type="spellStart"/>
-            <w:r>
-              <w:rPr>
-                <w:rFonts w:ascii="Calibri" w:hAnsi="Calibri"/>
-                <w:color w:val="1E293B"/>
-                <w:sz w:val="20"/>
-              </w:rPr>
-              <w:t>adalah</w:t>
-            </w:r>
-            <w:proofErr w:type="spellEnd"/>
-            <w:r>
-              <w:rPr>
-                <w:rFonts w:ascii="Calibri" w:hAnsi="Calibri"/>
-                <w:color w:val="1E293B"/>
-                <w:sz w:val="20"/>
-              </w:rPr>
-              <w:t xml:space="preserve"> '</w:t>
-            </w:r>
-            <w:proofErr w:type="spellStart"/>
-            <w:r>
-              <w:rPr>
-                <w:rFonts w:ascii="Calibri" w:hAnsi="Calibri"/>
-                <w:color w:val="1E293B"/>
-                <w:sz w:val="20"/>
-              </w:rPr>
-              <w:t>Bhinneka</w:t>
-            </w:r>
-            <w:proofErr w:type="spellEnd"/>
-            <w:r>
-              <w:rPr>
-                <w:rFonts w:ascii="Calibri" w:hAnsi="Calibri"/>
-                <w:color w:val="1E293B"/>
-                <w:sz w:val="20"/>
-              </w:rPr>
-              <w:t xml:space="preserve"> Tunggal Ika' (</w:t>
-            </w:r>
-            <w:proofErr w:type="spellStart"/>
-            <w:r>
-              <w:rPr>
-                <w:rFonts w:ascii="Calibri" w:hAnsi="Calibri"/>
-                <w:color w:val="1E293B"/>
-                <w:sz w:val="20"/>
-              </w:rPr>
-              <w:t>Berbeda-beda</w:t>
-            </w:r>
-            <w:proofErr w:type="spellEnd"/>
-            <w:r>
-              <w:rPr>
-                <w:rFonts w:ascii="Calibri" w:hAnsi="Calibri"/>
-                <w:color w:val="1E293B"/>
-                <w:sz w:val="20"/>
-              </w:rPr>
-              <w:t xml:space="preserve"> </w:t>
-            </w:r>
-            <w:proofErr w:type="spellStart"/>
-            <w:r>
-              <w:rPr>
-                <w:rFonts w:ascii="Calibri" w:hAnsi="Calibri"/>
-                <w:color w:val="1E293B"/>
-                <w:sz w:val="20"/>
-              </w:rPr>
-              <w:t>tetapi</w:t>
-            </w:r>
-            <w:proofErr w:type="spellEnd"/>
-            <w:r>
-              <w:rPr>
-                <w:rFonts w:ascii="Calibri" w:hAnsi="Calibri"/>
-                <w:color w:val="1E293B"/>
-                <w:sz w:val="20"/>
-              </w:rPr>
-              <w:t xml:space="preserve"> </w:t>
-            </w:r>
-            <w:proofErr w:type="spellStart"/>
-            <w:r>
-              <w:rPr>
-                <w:rFonts w:ascii="Calibri" w:hAnsi="Calibri"/>
-                <w:color w:val="1E293B"/>
-                <w:sz w:val="20"/>
-              </w:rPr>
-              <w:t>tetap</w:t>
-            </w:r>
-            <w:proofErr w:type="spellEnd"/>
-            <w:r>
-              <w:rPr>
-                <w:rFonts w:ascii="Calibri" w:hAnsi="Calibri"/>
-                <w:color w:val="1E293B"/>
-                <w:sz w:val="20"/>
-              </w:rPr>
-              <w:t xml:space="preserve"> </w:t>
-            </w:r>
-            <w:proofErr w:type="spellStart"/>
-            <w:r>
-              <w:rPr>
-                <w:rFonts w:ascii="Calibri" w:hAnsi="Calibri"/>
-                <w:color w:val="1E293B"/>
-                <w:sz w:val="20"/>
-              </w:rPr>
-              <w:t>satu</w:t>
-            </w:r>
-            <w:proofErr w:type="spellEnd"/>
-            <w:r>
-              <w:rPr>
-                <w:rFonts w:ascii="Calibri" w:hAnsi="Calibri"/>
-                <w:color w:val="1E293B"/>
-                <w:sz w:val="20"/>
-              </w:rPr>
-              <w:t xml:space="preserve"> </w:t>
-            </w:r>
-            <w:proofErr w:type="spellStart"/>
-            <w:r>
-              <w:rPr>
-                <w:rFonts w:ascii="Calibri" w:hAnsi="Calibri"/>
-                <w:color w:val="1E293B"/>
-                <w:sz w:val="20"/>
-              </w:rPr>
-              <w:t>jua</w:t>
-            </w:r>
-            <w:proofErr w:type="spellEnd"/>
-            <w:r>
-              <w:rPr>
-                <w:rFonts w:ascii="Calibri" w:hAnsi="Calibri"/>
-                <w:color w:val="1E293B"/>
-                <w:sz w:val="20"/>
-              </w:rPr>
-              <w:t>).</w:t>
+              <w:t>• 1. Makna Keberagaman Sosial Budaya: Indonesia memiliki lebih dari 1.340 suku bangsa dan 718 bahasa daerah. Semboyan negara kita adalah 'Bhinneka Tunggal Ika' (Berbeda-beda tetapi tetap satu jua).</w:t>
             </w:r>
             <w:r>
               <w:rPr>
@@ -511,277 +151,7 @@
                 <w:sz w:val="20"/>
               </w:rPr>
               <w:br/>
-              <w:t xml:space="preserve">• 2. </w:t>
-            </w:r>
-            <w:proofErr w:type="spellStart"/>
-            <w:r>
-              <w:rPr>
-                <w:rFonts w:ascii="Calibri" w:hAnsi="Calibri"/>
-                <w:color w:val="1E293B"/>
-                <w:sz w:val="20"/>
-              </w:rPr>
-              <w:t>Pengertian</w:t>
-            </w:r>
-            <w:proofErr w:type="spellEnd"/>
-            <w:r>
-              <w:rPr>
-                <w:rFonts w:ascii="Calibri" w:hAnsi="Calibri"/>
-                <w:color w:val="1E293B"/>
-                <w:sz w:val="20"/>
-              </w:rPr>
-              <w:t xml:space="preserve"> Gotong Royong: </w:t>
-            </w:r>
-            <w:proofErr w:type="spellStart"/>
-            <w:r>
-              <w:rPr>
-                <w:rFonts w:ascii="Calibri" w:hAnsi="Calibri"/>
-                <w:color w:val="1E293B"/>
-                <w:sz w:val="20"/>
-              </w:rPr>
-              <w:t>Tradisi</w:t>
-            </w:r>
-            <w:proofErr w:type="spellEnd"/>
-            <w:r>
-              <w:rPr>
-                <w:rFonts w:ascii="Calibri" w:hAnsi="Calibri"/>
-                <w:color w:val="1E293B"/>
-                <w:sz w:val="20"/>
-              </w:rPr>
-              <w:t xml:space="preserve"> </w:t>
-            </w:r>
-            <w:proofErr w:type="spellStart"/>
-            <w:r>
-              <w:rPr>
-                <w:rFonts w:ascii="Calibri" w:hAnsi="Calibri"/>
-                <w:color w:val="1E293B"/>
-                <w:sz w:val="20"/>
-              </w:rPr>
-              <w:t>bekerja</w:t>
-            </w:r>
-            <w:proofErr w:type="spellEnd"/>
-            <w:r>
-              <w:rPr>
-                <w:rFonts w:ascii="Calibri" w:hAnsi="Calibri"/>
-                <w:color w:val="1E293B"/>
-                <w:sz w:val="20"/>
-              </w:rPr>
-              <w:t xml:space="preserve"> </w:t>
-            </w:r>
-            <w:proofErr w:type="spellStart"/>
-            <w:r>
-              <w:rPr>
-                <w:rFonts w:ascii="Calibri" w:hAnsi="Calibri"/>
-                <w:color w:val="1E293B"/>
-                <w:sz w:val="20"/>
-              </w:rPr>
-              <w:t>bersama-sama</w:t>
-            </w:r>
-            <w:proofErr w:type="spellEnd"/>
-            <w:r>
-              <w:rPr>
-                <w:rFonts w:ascii="Calibri" w:hAnsi="Calibri"/>
-                <w:color w:val="1E293B"/>
-                <w:sz w:val="20"/>
-              </w:rPr>
-              <w:t xml:space="preserve"> </w:t>
-            </w:r>
-            <w:proofErr w:type="spellStart"/>
-            <w:r>
-              <w:rPr>
-                <w:rFonts w:ascii="Calibri" w:hAnsi="Calibri"/>
-                <w:color w:val="1E293B"/>
-                <w:sz w:val="20"/>
-              </w:rPr>
-              <w:t>secara</w:t>
-            </w:r>
-            <w:proofErr w:type="spellEnd"/>
-            <w:r>
-              <w:rPr>
-                <w:rFonts w:ascii="Calibri" w:hAnsi="Calibri"/>
-                <w:color w:val="1E293B"/>
-                <w:sz w:val="20"/>
-              </w:rPr>
-              <w:t xml:space="preserve"> </w:t>
-            </w:r>
-            <w:proofErr w:type="spellStart"/>
-            <w:r>
-              <w:rPr>
-                <w:rFonts w:ascii="Calibri" w:hAnsi="Calibri"/>
-                <w:color w:val="1E293B"/>
-                <w:sz w:val="20"/>
-              </w:rPr>
-              <w:t>sukarela</w:t>
-            </w:r>
-            <w:proofErr w:type="spellEnd"/>
-            <w:r>
-              <w:rPr>
-                <w:rFonts w:ascii="Calibri" w:hAnsi="Calibri"/>
-                <w:color w:val="1E293B"/>
-                <w:sz w:val="20"/>
-              </w:rPr>
-              <w:t xml:space="preserve"> </w:t>
-            </w:r>
-            <w:proofErr w:type="spellStart"/>
-            <w:r>
-              <w:rPr>
-                <w:rFonts w:ascii="Calibri" w:hAnsi="Calibri"/>
-                <w:color w:val="1E293B"/>
-                <w:sz w:val="20"/>
-              </w:rPr>
-              <w:t>tanpa</w:t>
-            </w:r>
-            <w:proofErr w:type="spellEnd"/>
-            <w:r>
-              <w:rPr>
-                <w:rFonts w:ascii="Calibri" w:hAnsi="Calibri"/>
-                <w:color w:val="1E293B"/>
-                <w:sz w:val="20"/>
-              </w:rPr>
-              <w:t xml:space="preserve"> </w:t>
-            </w:r>
-            <w:proofErr w:type="spellStart"/>
-            <w:r>
-              <w:rPr>
-                <w:rFonts w:ascii="Calibri" w:hAnsi="Calibri"/>
-                <w:color w:val="1E293B"/>
-                <w:sz w:val="20"/>
-              </w:rPr>
-              <w:t>pamrih</w:t>
-            </w:r>
-            <w:proofErr w:type="spellEnd"/>
-            <w:r>
-              <w:rPr>
-                <w:rFonts w:ascii="Calibri" w:hAnsi="Calibri"/>
-                <w:color w:val="1E293B"/>
-                <w:sz w:val="20"/>
-              </w:rPr>
-              <w:t xml:space="preserve"> </w:t>
-            </w:r>
-            <w:proofErr w:type="spellStart"/>
-            <w:r>
-              <w:rPr>
-                <w:rFonts w:ascii="Calibri" w:hAnsi="Calibri"/>
-                <w:color w:val="1E293B"/>
-                <w:sz w:val="20"/>
-              </w:rPr>
-              <w:t>atau</w:t>
-            </w:r>
-            <w:proofErr w:type="spellEnd"/>
-            <w:r>
-              <w:rPr>
-                <w:rFonts w:ascii="Calibri" w:hAnsi="Calibri"/>
-                <w:color w:val="1E293B"/>
-                <w:sz w:val="20"/>
-              </w:rPr>
-              <w:t xml:space="preserve"> </w:t>
-            </w:r>
-            <w:proofErr w:type="spellStart"/>
-            <w:r>
-              <w:rPr>
-                <w:rFonts w:ascii="Calibri" w:hAnsi="Calibri"/>
-                <w:color w:val="1E293B"/>
-                <w:sz w:val="20"/>
-              </w:rPr>
-              <w:t>upah</w:t>
-            </w:r>
-            <w:proofErr w:type="spellEnd"/>
-            <w:r>
-              <w:rPr>
-                <w:rFonts w:ascii="Calibri" w:hAnsi="Calibri"/>
-                <w:color w:val="1E293B"/>
-                <w:sz w:val="20"/>
-              </w:rPr>
-              <w:t xml:space="preserve"> demi </w:t>
-            </w:r>
-            <w:proofErr w:type="spellStart"/>
-            <w:r>
-              <w:rPr>
-                <w:rFonts w:ascii="Calibri" w:hAnsi="Calibri"/>
-                <w:color w:val="1E293B"/>
-                <w:sz w:val="20"/>
-              </w:rPr>
-              <w:t>kepentingan</w:t>
-            </w:r>
-            <w:proofErr w:type="spellEnd"/>
-            <w:r>
-              <w:rPr>
-                <w:rFonts w:ascii="Calibri" w:hAnsi="Calibri"/>
-                <w:color w:val="1E293B"/>
-                <w:sz w:val="20"/>
-              </w:rPr>
-              <w:t xml:space="preserve"> </w:t>
-            </w:r>
-            <w:proofErr w:type="spellStart"/>
-            <w:r>
-              <w:rPr>
-                <w:rFonts w:ascii="Calibri" w:hAnsi="Calibri"/>
-                <w:color w:val="1E293B"/>
-                <w:sz w:val="20"/>
-              </w:rPr>
-              <w:t>bersama</w:t>
-            </w:r>
-            <w:proofErr w:type="spellEnd"/>
-            <w:r>
-              <w:rPr>
-                <w:rFonts w:ascii="Calibri" w:hAnsi="Calibri"/>
-                <w:color w:val="1E293B"/>
-                <w:sz w:val="20"/>
-              </w:rPr>
-              <w:t xml:space="preserve">. Gotong royong </w:t>
-            </w:r>
-            <w:proofErr w:type="spellStart"/>
-            <w:r>
-              <w:rPr>
-                <w:rFonts w:ascii="Calibri" w:hAnsi="Calibri"/>
-                <w:color w:val="1E293B"/>
-                <w:sz w:val="20"/>
-              </w:rPr>
-              <w:t>merupakan</w:t>
-            </w:r>
-            <w:proofErr w:type="spellEnd"/>
-            <w:r>
-              <w:rPr>
-                <w:rFonts w:ascii="Calibri" w:hAnsi="Calibri"/>
-                <w:color w:val="1E293B"/>
-                <w:sz w:val="20"/>
-              </w:rPr>
-              <w:t xml:space="preserve"> </w:t>
-            </w:r>
-            <w:proofErr w:type="spellStart"/>
-            <w:r>
-              <w:rPr>
-                <w:rFonts w:ascii="Calibri" w:hAnsi="Calibri"/>
-                <w:color w:val="1E293B"/>
-                <w:sz w:val="20"/>
-              </w:rPr>
-              <w:t>pengamalan</w:t>
-            </w:r>
-            <w:proofErr w:type="spellEnd"/>
-            <w:r>
-              <w:rPr>
-                <w:rFonts w:ascii="Calibri" w:hAnsi="Calibri"/>
-                <w:color w:val="1E293B"/>
-                <w:sz w:val="20"/>
-              </w:rPr>
-              <w:t xml:space="preserve"> Sila ke-3 Pancasila (</w:t>
-            </w:r>
-            <w:proofErr w:type="spellStart"/>
-            <w:r>
-              <w:rPr>
-                <w:rFonts w:ascii="Calibri" w:hAnsi="Calibri"/>
-                <w:color w:val="1E293B"/>
-                <w:sz w:val="20"/>
-              </w:rPr>
-              <w:t>Persatuan</w:t>
-            </w:r>
-            <w:proofErr w:type="spellEnd"/>
-            <w:r>
-              <w:rPr>
-                <w:rFonts w:ascii="Calibri" w:hAnsi="Calibri"/>
-                <w:color w:val="1E293B"/>
-                <w:sz w:val="20"/>
-              </w:rPr>
-              <w:t xml:space="preserve"> Indonesia).</w:t>
+              <w:t>• 2. Pengertian Gotong Royong: Tradisi bekerja bersama-sama secara sukarela tanpa pamrih atau upah demi kepentingan bersama. Gotong royong merupakan pengamalan Sila ke-3 Pancasila (Persatuan Indonesia).</w:t>
             </w:r>
             <w:r>
               <w:rPr>
@@ -790,115 +160,7 @@
                 <w:sz w:val="20"/>
               </w:rPr>
               <w:br/>
-              <w:t xml:space="preserve">• 3. </w:t>
-            </w:r>
-            <w:proofErr w:type="spellStart"/>
-            <w:r>
-              <w:rPr>
-                <w:rFonts w:ascii="Calibri" w:hAnsi="Calibri"/>
-                <w:color w:val="1E293B"/>
-                <w:sz w:val="20"/>
-              </w:rPr>
-              <w:t>Istilah</w:t>
-            </w:r>
-            <w:proofErr w:type="spellEnd"/>
-            <w:r>
-              <w:rPr>
-                <w:rFonts w:ascii="Calibri" w:hAnsi="Calibri"/>
-                <w:color w:val="1E293B"/>
-                <w:sz w:val="20"/>
-              </w:rPr>
-              <w:t xml:space="preserve"> Gotong Royong di Daerah: '</w:t>
-            </w:r>
-            <w:proofErr w:type="spellStart"/>
-            <w:r>
-              <w:rPr>
-                <w:rFonts w:ascii="Calibri" w:hAnsi="Calibri"/>
-                <w:color w:val="1E293B"/>
-                <w:sz w:val="20"/>
-              </w:rPr>
-              <w:t>Gugur</w:t>
-            </w:r>
-            <w:proofErr w:type="spellEnd"/>
-            <w:r>
-              <w:rPr>
-                <w:rFonts w:ascii="Calibri" w:hAnsi="Calibri"/>
-                <w:color w:val="1E293B"/>
-                <w:sz w:val="20"/>
-              </w:rPr>
-              <w:t xml:space="preserve"> </w:t>
-            </w:r>
-            <w:proofErr w:type="spellStart"/>
-            <w:r>
-              <w:rPr>
-                <w:rFonts w:ascii="Calibri" w:hAnsi="Calibri"/>
-                <w:color w:val="1E293B"/>
-                <w:sz w:val="20"/>
-              </w:rPr>
-              <w:t>Gunung</w:t>
-            </w:r>
-            <w:proofErr w:type="spellEnd"/>
-            <w:r>
-              <w:rPr>
-                <w:rFonts w:ascii="Calibri" w:hAnsi="Calibri"/>
-                <w:color w:val="1E293B"/>
-                <w:sz w:val="20"/>
-              </w:rPr>
-              <w:t>' (Jawa), '</w:t>
-            </w:r>
-            <w:proofErr w:type="spellStart"/>
-            <w:r>
-              <w:rPr>
-                <w:rFonts w:ascii="Calibri" w:hAnsi="Calibri"/>
-                <w:color w:val="1E293B"/>
-                <w:sz w:val="20"/>
-              </w:rPr>
-              <w:t>Mapalus</w:t>
-            </w:r>
-            <w:proofErr w:type="spellEnd"/>
-            <w:r>
-              <w:rPr>
-                <w:rFonts w:ascii="Calibri" w:hAnsi="Calibri"/>
-                <w:color w:val="1E293B"/>
-                <w:sz w:val="20"/>
-              </w:rPr>
-              <w:t>' (</w:t>
-            </w:r>
-            <w:proofErr w:type="spellStart"/>
-            <w:r>
-              <w:rPr>
-                <w:rFonts w:ascii="Calibri" w:hAnsi="Calibri"/>
-                <w:color w:val="1E293B"/>
-                <w:sz w:val="20"/>
-              </w:rPr>
-              <w:t>Minahasa</w:t>
-            </w:r>
-            <w:proofErr w:type="spellEnd"/>
-            <w:r>
-              <w:rPr>
-                <w:rFonts w:ascii="Calibri" w:hAnsi="Calibri"/>
-                <w:color w:val="1E293B"/>
-                <w:sz w:val="20"/>
-              </w:rPr>
-              <w:t>), '</w:t>
-            </w:r>
-            <w:proofErr w:type="spellStart"/>
-            <w:r>
-              <w:rPr>
-                <w:rFonts w:ascii="Calibri" w:hAnsi="Calibri"/>
-                <w:color w:val="1E293B"/>
-                <w:sz w:val="20"/>
-              </w:rPr>
-              <w:t>Sikaroban</w:t>
-            </w:r>
-            <w:proofErr w:type="spellEnd"/>
-            <w:r>
-              <w:rPr>
-                <w:rFonts w:ascii="Calibri" w:hAnsi="Calibri"/>
-                <w:color w:val="1E293B"/>
-                <w:sz w:val="20"/>
-              </w:rPr>
-              <w:t>' (Palembang).</w:t>
+              <w:t>• 3. Istilah Gotong Royong di Daerah: 'Gugur Gunung' (Jawa), 'Mapalus' (Minahasa), 'Sikaroban' (Palembang).</w:t>
             </w:r>
             <w:r>
               <w:rPr>
@@ -907,331 +169,7 @@
                 <w:sz w:val="20"/>
               </w:rPr>
               <w:br/>
-              <w:t xml:space="preserve">• 4. </w:t>
-            </w:r>
-            <w:proofErr w:type="spellStart"/>
-            <w:r>
-              <w:rPr>
-                <w:rFonts w:ascii="Calibri" w:hAnsi="Calibri"/>
-                <w:color w:val="1E293B"/>
-                <w:sz w:val="20"/>
-              </w:rPr>
-              <w:t>Empat</w:t>
-            </w:r>
-            <w:proofErr w:type="spellEnd"/>
-            <w:r>
-              <w:rPr>
-                <w:rFonts w:ascii="Calibri" w:hAnsi="Calibri"/>
-                <w:color w:val="1E293B"/>
-                <w:sz w:val="20"/>
-              </w:rPr>
-              <w:t xml:space="preserve"> </w:t>
-            </w:r>
-            <w:proofErr w:type="spellStart"/>
-            <w:r>
-              <w:rPr>
-                <w:rFonts w:ascii="Calibri" w:hAnsi="Calibri"/>
-                <w:color w:val="1E293B"/>
-                <w:sz w:val="20"/>
-              </w:rPr>
-              <w:t>Manfaat</w:t>
-            </w:r>
-            <w:proofErr w:type="spellEnd"/>
-            <w:r>
-              <w:rPr>
-                <w:rFonts w:ascii="Calibri" w:hAnsi="Calibri"/>
-                <w:color w:val="1E293B"/>
-                <w:sz w:val="20"/>
-              </w:rPr>
-              <w:t xml:space="preserve"> Gotong Royong: a) </w:t>
-            </w:r>
-            <w:proofErr w:type="spellStart"/>
-            <w:r>
-              <w:rPr>
-                <w:rFonts w:ascii="Calibri" w:hAnsi="Calibri"/>
-                <w:color w:val="1E293B"/>
-                <w:sz w:val="20"/>
-              </w:rPr>
-              <w:t>Pekerjaan</w:t>
-            </w:r>
-            <w:proofErr w:type="spellEnd"/>
-            <w:r>
-              <w:rPr>
-                <w:rFonts w:ascii="Calibri" w:hAnsi="Calibri"/>
-                <w:color w:val="1E293B"/>
-                <w:sz w:val="20"/>
-              </w:rPr>
-              <w:t xml:space="preserve"> </w:t>
-            </w:r>
-            <w:proofErr w:type="spellStart"/>
-            <w:r>
-              <w:rPr>
-                <w:rFonts w:ascii="Calibri" w:hAnsi="Calibri"/>
-                <w:color w:val="1E293B"/>
-                <w:sz w:val="20"/>
-              </w:rPr>
-              <w:t>berat</w:t>
-            </w:r>
-            <w:proofErr w:type="spellEnd"/>
-            <w:r>
-              <w:rPr>
-                <w:rFonts w:ascii="Calibri" w:hAnsi="Calibri"/>
-                <w:color w:val="1E293B"/>
-                <w:sz w:val="20"/>
-              </w:rPr>
-              <w:t xml:space="preserve"> </w:t>
-            </w:r>
-            <w:proofErr w:type="spellStart"/>
-            <w:r>
-              <w:rPr>
-                <w:rFonts w:ascii="Calibri" w:hAnsi="Calibri"/>
-                <w:color w:val="1E293B"/>
-                <w:sz w:val="20"/>
-              </w:rPr>
-              <w:t>menjadi</w:t>
-            </w:r>
-            <w:proofErr w:type="spellEnd"/>
-            <w:r>
-              <w:rPr>
-                <w:rFonts w:ascii="Calibri" w:hAnsi="Calibri"/>
-                <w:color w:val="1E293B"/>
-                <w:sz w:val="20"/>
-              </w:rPr>
-              <w:t xml:space="preserve"> </w:t>
-            </w:r>
-            <w:proofErr w:type="spellStart"/>
-            <w:r>
-              <w:rPr>
-                <w:rFonts w:ascii="Calibri" w:hAnsi="Calibri"/>
-                <w:color w:val="1E293B"/>
-                <w:sz w:val="20"/>
-              </w:rPr>
-              <w:t>ringan</w:t>
-            </w:r>
-            <w:proofErr w:type="spellEnd"/>
-            <w:r>
-              <w:rPr>
-                <w:rFonts w:ascii="Calibri" w:hAnsi="Calibri"/>
-                <w:color w:val="1E293B"/>
-                <w:sz w:val="20"/>
-              </w:rPr>
-              <w:t xml:space="preserve">, b) </w:t>
-            </w:r>
-            <w:proofErr w:type="spellStart"/>
-            <w:r>
-              <w:rPr>
-                <w:rFonts w:ascii="Calibri" w:hAnsi="Calibri"/>
-                <w:color w:val="1E293B"/>
-                <w:sz w:val="20"/>
-              </w:rPr>
-              <w:t>Pekerjaan</w:t>
-            </w:r>
-            <w:proofErr w:type="spellEnd"/>
-            <w:r>
-              <w:rPr>
-                <w:rFonts w:ascii="Calibri" w:hAnsi="Calibri"/>
-                <w:color w:val="1E293B"/>
-                <w:sz w:val="20"/>
-              </w:rPr>
-              <w:t xml:space="preserve"> </w:t>
-            </w:r>
-            <w:proofErr w:type="spellStart"/>
-            <w:r>
-              <w:rPr>
-                <w:rFonts w:ascii="Calibri" w:hAnsi="Calibri"/>
-                <w:color w:val="1E293B"/>
-                <w:sz w:val="20"/>
-              </w:rPr>
-              <w:t>selesai</w:t>
-            </w:r>
-            <w:proofErr w:type="spellEnd"/>
-            <w:r>
-              <w:rPr>
-                <w:rFonts w:ascii="Calibri" w:hAnsi="Calibri"/>
-                <w:color w:val="1E293B"/>
-                <w:sz w:val="20"/>
-              </w:rPr>
-              <w:t xml:space="preserve"> </w:t>
-            </w:r>
-            <w:proofErr w:type="spellStart"/>
-            <w:r>
-              <w:rPr>
-                <w:rFonts w:ascii="Calibri" w:hAnsi="Calibri"/>
-                <w:color w:val="1E293B"/>
-                <w:sz w:val="20"/>
-              </w:rPr>
-              <w:t>lebih</w:t>
-            </w:r>
-            <w:proofErr w:type="spellEnd"/>
-            <w:r>
-              <w:rPr>
-                <w:rFonts w:ascii="Calibri" w:hAnsi="Calibri"/>
-                <w:color w:val="1E293B"/>
-                <w:sz w:val="20"/>
-              </w:rPr>
-              <w:t xml:space="preserve"> </w:t>
-            </w:r>
-            <w:proofErr w:type="spellStart"/>
-            <w:r>
-              <w:rPr>
-                <w:rFonts w:ascii="Calibri" w:hAnsi="Calibri"/>
-                <w:color w:val="1E293B"/>
-                <w:sz w:val="20"/>
-              </w:rPr>
-              <w:t>cepat</w:t>
-            </w:r>
-            <w:proofErr w:type="spellEnd"/>
-            <w:r>
-              <w:rPr>
-                <w:rFonts w:ascii="Calibri" w:hAnsi="Calibri"/>
-                <w:color w:val="1E293B"/>
-                <w:sz w:val="20"/>
-              </w:rPr>
-              <w:t xml:space="preserve">, c) </w:t>
-            </w:r>
-            <w:proofErr w:type="spellStart"/>
-            <w:r>
-              <w:rPr>
-                <w:rFonts w:ascii="Calibri" w:hAnsi="Calibri"/>
-                <w:color w:val="1E293B"/>
-                <w:sz w:val="20"/>
-              </w:rPr>
-              <w:t>Menghemat</w:t>
-            </w:r>
-            <w:proofErr w:type="spellEnd"/>
-            <w:r>
-              <w:rPr>
-                <w:rFonts w:ascii="Calibri" w:hAnsi="Calibri"/>
-                <w:color w:val="1E293B"/>
-                <w:sz w:val="20"/>
-              </w:rPr>
-              <w:t xml:space="preserve"> </w:t>
-            </w:r>
-            <w:proofErr w:type="spellStart"/>
-            <w:r>
-              <w:rPr>
-                <w:rFonts w:ascii="Calibri" w:hAnsi="Calibri"/>
-                <w:color w:val="1E293B"/>
-                <w:sz w:val="20"/>
-              </w:rPr>
-              <w:t>biaya</w:t>
-            </w:r>
-            <w:proofErr w:type="spellEnd"/>
-            <w:r>
-              <w:rPr>
-                <w:rFonts w:ascii="Calibri" w:hAnsi="Calibri"/>
-                <w:color w:val="1E293B"/>
-                <w:sz w:val="20"/>
-              </w:rPr>
-              <w:t xml:space="preserve"> dan </w:t>
-            </w:r>
-            <w:proofErr w:type="spellStart"/>
-            <w:r>
-              <w:rPr>
-                <w:rFonts w:ascii="Calibri" w:hAnsi="Calibri"/>
-                <w:color w:val="1E293B"/>
-                <w:sz w:val="20"/>
-              </w:rPr>
-              <w:t>tenaga</w:t>
-            </w:r>
-            <w:proofErr w:type="spellEnd"/>
-            <w:r>
-              <w:rPr>
-                <w:rFonts w:ascii="Calibri" w:hAnsi="Calibri"/>
-                <w:color w:val="1E293B"/>
-                <w:sz w:val="20"/>
-              </w:rPr>
-              <w:t xml:space="preserve"> </w:t>
-            </w:r>
-            <w:proofErr w:type="spellStart"/>
-            <w:r>
-              <w:rPr>
-                <w:rFonts w:ascii="Calibri" w:hAnsi="Calibri"/>
-                <w:color w:val="1E293B"/>
-                <w:sz w:val="20"/>
-              </w:rPr>
-              <w:t>warga</w:t>
-            </w:r>
-            <w:proofErr w:type="spellEnd"/>
-            <w:r>
-              <w:rPr>
-                <w:rFonts w:ascii="Calibri" w:hAnsi="Calibri"/>
-                <w:color w:val="1E293B"/>
-                <w:sz w:val="20"/>
-              </w:rPr>
-              <w:t xml:space="preserve">, d) </w:t>
-            </w:r>
-            <w:proofErr w:type="spellStart"/>
-            <w:r>
-              <w:rPr>
-                <w:rFonts w:ascii="Calibri" w:hAnsi="Calibri"/>
-                <w:color w:val="1E293B"/>
-                <w:sz w:val="20"/>
-              </w:rPr>
-              <w:t>Mempererat</w:t>
-            </w:r>
-            <w:proofErr w:type="spellEnd"/>
-            <w:r>
-              <w:rPr>
-                <w:rFonts w:ascii="Calibri" w:hAnsi="Calibri"/>
-                <w:color w:val="1E293B"/>
-                <w:sz w:val="20"/>
-              </w:rPr>
-              <w:t xml:space="preserve"> </w:t>
-            </w:r>
-            <w:proofErr w:type="spellStart"/>
-            <w:r>
-              <w:rPr>
-                <w:rFonts w:ascii="Calibri" w:hAnsi="Calibri"/>
-                <w:color w:val="1E293B"/>
-                <w:sz w:val="20"/>
-              </w:rPr>
-              <w:t>tali</w:t>
-            </w:r>
-            <w:proofErr w:type="spellEnd"/>
-            <w:r>
-              <w:rPr>
-                <w:rFonts w:ascii="Calibri" w:hAnsi="Calibri"/>
-                <w:color w:val="1E293B"/>
-                <w:sz w:val="20"/>
-              </w:rPr>
-              <w:t xml:space="preserve"> </w:t>
-            </w:r>
-            <w:proofErr w:type="spellStart"/>
-            <w:r>
-              <w:rPr>
-                <w:rFonts w:ascii="Calibri" w:hAnsi="Calibri"/>
-                <w:color w:val="1E293B"/>
-                <w:sz w:val="20"/>
-              </w:rPr>
-              <w:t>kerukunan</w:t>
-            </w:r>
-            <w:proofErr w:type="spellEnd"/>
-            <w:r>
-              <w:rPr>
-                <w:rFonts w:ascii="Calibri" w:hAnsi="Calibri"/>
-                <w:color w:val="1E293B"/>
-                <w:sz w:val="20"/>
-              </w:rPr>
-              <w:t xml:space="preserve"> dan </w:t>
-            </w:r>
-            <w:proofErr w:type="spellStart"/>
-            <w:r>
-              <w:rPr>
-                <w:rFonts w:ascii="Calibri" w:hAnsi="Calibri"/>
-                <w:color w:val="1E293B"/>
-                <w:sz w:val="20"/>
-              </w:rPr>
-              <w:t>persaudaraan</w:t>
-            </w:r>
-            <w:proofErr w:type="spellEnd"/>
-            <w:r>
-              <w:rPr>
-                <w:rFonts w:ascii="Calibri" w:hAnsi="Calibri"/>
-                <w:color w:val="1E293B"/>
-                <w:sz w:val="20"/>
-              </w:rPr>
-              <w:t>.</w:t>
+              <w:t>• 4. Empat Manfaat Gotong Royong: a) Pekerjaan berat menjadi ringan, b) Pekerjaan selesai lebih cepat, c) Menghemat biaya dan tenaga warga, d) Mempererat tali kerukunan dan persaudaraan.</w:t>
             </w:r>
             <w:r>
               <w:rPr>
@@ -1240,766 +178,7 @@
                 <w:sz w:val="20"/>
               </w:rPr>
               <w:br/>
-              <w:t xml:space="preserve">• 5. Bahasa Indonesia </w:t>
-            </w:r>
-            <w:proofErr w:type="spellStart"/>
-            <w:r>
-              <w:rPr>
-                <w:rFonts w:ascii="Calibri" w:hAnsi="Calibri"/>
-                <w:color w:val="1E293B"/>
-                <w:sz w:val="20"/>
-              </w:rPr>
-              <w:t>sebagai</w:t>
-            </w:r>
-            <w:proofErr w:type="spellEnd"/>
-            <w:r>
-              <w:rPr>
-                <w:rFonts w:ascii="Calibri" w:hAnsi="Calibri"/>
-                <w:color w:val="1E293B"/>
-                <w:sz w:val="20"/>
-              </w:rPr>
-              <w:t xml:space="preserve"> Bahasa </w:t>
-            </w:r>
-            <w:proofErr w:type="spellStart"/>
-            <w:r>
-              <w:rPr>
-                <w:rFonts w:ascii="Calibri" w:hAnsi="Calibri"/>
-                <w:color w:val="1E293B"/>
-                <w:sz w:val="20"/>
-              </w:rPr>
-              <w:t>Persatuan</w:t>
-            </w:r>
-            <w:proofErr w:type="spellEnd"/>
-            <w:r>
-              <w:rPr>
-                <w:rFonts w:ascii="Calibri" w:hAnsi="Calibri"/>
-                <w:color w:val="1E293B"/>
-                <w:sz w:val="20"/>
-              </w:rPr>
-              <w:t xml:space="preserve">: </w:t>
-            </w:r>
-            <w:proofErr w:type="spellStart"/>
-            <w:r>
-              <w:rPr>
-                <w:rFonts w:ascii="Calibri" w:hAnsi="Calibri"/>
-                <w:color w:val="1E293B"/>
-                <w:sz w:val="20"/>
-              </w:rPr>
-              <w:t>Sesuai</w:t>
-            </w:r>
-            <w:proofErr w:type="spellEnd"/>
-            <w:r>
-              <w:rPr>
-                <w:rFonts w:ascii="Calibri" w:hAnsi="Calibri"/>
-                <w:color w:val="1E293B"/>
-                <w:sz w:val="20"/>
-              </w:rPr>
-              <w:t xml:space="preserve"> </w:t>
-            </w:r>
-            <w:proofErr w:type="spellStart"/>
-            <w:r>
-              <w:rPr>
-                <w:rFonts w:ascii="Calibri" w:hAnsi="Calibri"/>
-                <w:color w:val="1E293B"/>
-                <w:sz w:val="20"/>
-              </w:rPr>
-              <w:t>ikrar</w:t>
-            </w:r>
-            <w:proofErr w:type="spellEnd"/>
-            <w:r>
-              <w:rPr>
-                <w:rFonts w:ascii="Calibri" w:hAnsi="Calibri"/>
-                <w:color w:val="1E293B"/>
-                <w:sz w:val="20"/>
-              </w:rPr>
-              <w:t xml:space="preserve"> </w:t>
-            </w:r>
-            <w:proofErr w:type="spellStart"/>
-            <w:r>
-              <w:rPr>
-                <w:rFonts w:ascii="Calibri" w:hAnsi="Calibri"/>
-                <w:color w:val="1E293B"/>
-                <w:sz w:val="20"/>
-              </w:rPr>
-              <w:t>Sumpah</w:t>
-            </w:r>
-            <w:proofErr w:type="spellEnd"/>
-            <w:r>
-              <w:rPr>
-                <w:rFonts w:ascii="Calibri" w:hAnsi="Calibri"/>
-                <w:color w:val="1E293B"/>
-                <w:sz w:val="20"/>
-              </w:rPr>
-              <w:t xml:space="preserve"> Pemuda 28 Oktober 1928, Bahasa Indonesia </w:t>
-            </w:r>
-            <w:proofErr w:type="spellStart"/>
-            <w:r>
-              <w:rPr>
-                <w:rFonts w:ascii="Calibri" w:hAnsi="Calibri"/>
-                <w:color w:val="1E293B"/>
-                <w:sz w:val="20"/>
-              </w:rPr>
-              <w:t>menjadi</w:t>
-            </w:r>
-            <w:proofErr w:type="spellEnd"/>
-            <w:r>
-              <w:rPr>
-                <w:rFonts w:ascii="Calibri" w:hAnsi="Calibri"/>
-                <w:color w:val="1E293B"/>
-                <w:sz w:val="20"/>
-              </w:rPr>
-              <w:t xml:space="preserve"> </w:t>
-            </w:r>
-            <w:proofErr w:type="spellStart"/>
-            <w:r>
-              <w:rPr>
-                <w:rFonts w:ascii="Calibri" w:hAnsi="Calibri"/>
-                <w:color w:val="1E293B"/>
-                <w:sz w:val="20"/>
-              </w:rPr>
-              <w:t>jembatan</w:t>
-            </w:r>
-            <w:proofErr w:type="spellEnd"/>
-            <w:r>
-              <w:rPr>
-                <w:rFonts w:ascii="Calibri" w:hAnsi="Calibri"/>
-                <w:color w:val="1E293B"/>
-                <w:sz w:val="20"/>
-              </w:rPr>
-              <w:t xml:space="preserve"> </w:t>
-            </w:r>
-            <w:proofErr w:type="spellStart"/>
-            <w:r>
-              <w:rPr>
-                <w:rFonts w:ascii="Calibri" w:hAnsi="Calibri"/>
-                <w:color w:val="1E293B"/>
-                <w:sz w:val="20"/>
-              </w:rPr>
-              <w:t>komunikasi</w:t>
-            </w:r>
-            <w:proofErr w:type="spellEnd"/>
-            <w:r>
-              <w:rPr>
-                <w:rFonts w:ascii="Calibri" w:hAnsi="Calibri"/>
-                <w:color w:val="1E293B"/>
-                <w:sz w:val="20"/>
-              </w:rPr>
-              <w:t xml:space="preserve"> </w:t>
-            </w:r>
-            <w:proofErr w:type="spellStart"/>
-            <w:r>
-              <w:rPr>
-                <w:rFonts w:ascii="Calibri" w:hAnsi="Calibri"/>
-                <w:color w:val="1E293B"/>
-                <w:sz w:val="20"/>
-              </w:rPr>
-              <w:t>antarsuku</w:t>
-            </w:r>
-            <w:proofErr w:type="spellEnd"/>
-            <w:r>
-              <w:rPr>
-                <w:rFonts w:ascii="Calibri" w:hAnsi="Calibri"/>
-                <w:color w:val="1E293B"/>
-                <w:sz w:val="20"/>
-              </w:rPr>
-              <w:t xml:space="preserve"> di </w:t>
-            </w:r>
-            <w:proofErr w:type="spellStart"/>
-            <w:r>
-              <w:rPr>
-                <w:rFonts w:ascii="Calibri" w:hAnsi="Calibri"/>
-                <w:color w:val="1E293B"/>
-                <w:sz w:val="20"/>
-              </w:rPr>
-              <w:t>perumahan</w:t>
-            </w:r>
-            <w:proofErr w:type="spellEnd"/>
-            <w:r>
-              <w:rPr>
-                <w:rFonts w:ascii="Calibri" w:hAnsi="Calibri"/>
-                <w:color w:val="1E293B"/>
-                <w:sz w:val="20"/>
-              </w:rPr>
-              <w:t xml:space="preserve"> </w:t>
-            </w:r>
-            <w:proofErr w:type="spellStart"/>
-            <w:r>
-              <w:rPr>
-                <w:rFonts w:ascii="Calibri" w:hAnsi="Calibri"/>
-                <w:color w:val="1E293B"/>
-                <w:sz w:val="20"/>
-              </w:rPr>
-              <w:t>saat</w:t>
-            </w:r>
-            <w:proofErr w:type="spellEnd"/>
-            <w:r>
-              <w:rPr>
-                <w:rFonts w:ascii="Calibri" w:hAnsi="Calibri"/>
-                <w:color w:val="1E293B"/>
-                <w:sz w:val="20"/>
-              </w:rPr>
-              <w:t xml:space="preserve"> </w:t>
-            </w:r>
-            <w:proofErr w:type="spellStart"/>
-            <w:r>
-              <w:rPr>
-                <w:rFonts w:ascii="Calibri" w:hAnsi="Calibri"/>
-                <w:color w:val="1E293B"/>
-                <w:sz w:val="20"/>
-              </w:rPr>
-              <w:t>kerja</w:t>
-            </w:r>
-            <w:proofErr w:type="spellEnd"/>
-            <w:r>
-              <w:rPr>
-                <w:rFonts w:ascii="Calibri" w:hAnsi="Calibri"/>
-                <w:color w:val="1E293B"/>
-                <w:sz w:val="20"/>
-              </w:rPr>
-              <w:t xml:space="preserve"> </w:t>
-            </w:r>
-            <w:proofErr w:type="spellStart"/>
-            <w:r>
-              <w:rPr>
-                <w:rFonts w:ascii="Calibri" w:hAnsi="Calibri"/>
-                <w:color w:val="1E293B"/>
-                <w:sz w:val="20"/>
-              </w:rPr>
-              <w:t>bakti</w:t>
-            </w:r>
-            <w:proofErr w:type="spellEnd"/>
-            <w:r>
-              <w:rPr>
-                <w:rFonts w:ascii="Calibri" w:hAnsi="Calibri"/>
-                <w:color w:val="1E293B"/>
-                <w:sz w:val="20"/>
-              </w:rPr>
-              <w:t>.</w:t>
-            </w:r>
-            <w:r>
-              <w:rPr>
-                <w:rFonts w:ascii="Calibri" w:hAnsi="Calibri"/>
-                <w:color w:val="1E293B"/>
-                <w:sz w:val="20"/>
-              </w:rPr>
-              <w:br/>
-            </w:r>
-            <w:r>
-              <w:rPr>
-                <w:rFonts w:ascii="Calibri" w:hAnsi="Calibri"/>
-                <w:b/>
-                <w:i/>
-                <w:color w:val="B45309"/>
-                <w:sz w:val="19"/>
-              </w:rPr>
-              <w:br/>
-              <w:t xml:space="preserve">💡 </w:t>
-            </w:r>
-            <w:proofErr w:type="spellStart"/>
-            <w:r>
-              <w:rPr>
-                <w:rFonts w:ascii="Calibri" w:hAnsi="Calibri"/>
-                <w:b/>
-                <w:i/>
-                <w:color w:val="B45309"/>
-                <w:sz w:val="19"/>
-              </w:rPr>
-              <w:t>Catatan</w:t>
-            </w:r>
-            <w:proofErr w:type="spellEnd"/>
-            <w:r>
-              <w:rPr>
-                <w:rFonts w:ascii="Calibri" w:hAnsi="Calibri"/>
-                <w:b/>
-                <w:i/>
-                <w:color w:val="B45309"/>
-                <w:sz w:val="19"/>
-              </w:rPr>
-              <w:t xml:space="preserve"> </w:t>
-            </w:r>
-            <w:proofErr w:type="spellStart"/>
-            <w:r>
-              <w:rPr>
-                <w:rFonts w:ascii="Calibri" w:hAnsi="Calibri"/>
-                <w:b/>
-                <w:i/>
-                <w:color w:val="B45309"/>
-                <w:sz w:val="19"/>
-              </w:rPr>
-              <w:t>Ksatria</w:t>
-            </w:r>
-            <w:proofErr w:type="spellEnd"/>
-            <w:r>
-              <w:rPr>
-                <w:rFonts w:ascii="Calibri" w:hAnsi="Calibri"/>
-                <w:b/>
-                <w:i/>
-                <w:color w:val="B45309"/>
-                <w:sz w:val="19"/>
-              </w:rPr>
-              <w:t>: "</w:t>
-            </w:r>
-            <w:proofErr w:type="spellStart"/>
-            <w:r>
-              <w:rPr>
-                <w:rFonts w:ascii="Calibri" w:hAnsi="Calibri"/>
-                <w:b/>
-                <w:i/>
-                <w:color w:val="B45309"/>
-                <w:sz w:val="19"/>
-              </w:rPr>
-              <w:t>Filosofi</w:t>
-            </w:r>
-            <w:proofErr w:type="spellEnd"/>
-            <w:r>
-              <w:rPr>
-                <w:rFonts w:ascii="Calibri" w:hAnsi="Calibri"/>
-                <w:b/>
-                <w:i/>
-                <w:color w:val="B45309"/>
-                <w:sz w:val="19"/>
-              </w:rPr>
-              <w:t xml:space="preserve"> </w:t>
-            </w:r>
-            <w:proofErr w:type="spellStart"/>
-            <w:r>
-              <w:rPr>
-                <w:rFonts w:ascii="Calibri" w:hAnsi="Calibri"/>
-                <w:b/>
-                <w:i/>
-                <w:color w:val="B45309"/>
-                <w:sz w:val="19"/>
-              </w:rPr>
-              <w:t>Sapu</w:t>
-            </w:r>
-            <w:proofErr w:type="spellEnd"/>
-            <w:r>
-              <w:rPr>
-                <w:rFonts w:ascii="Calibri" w:hAnsi="Calibri"/>
-                <w:b/>
-                <w:i/>
-                <w:color w:val="B45309"/>
-                <w:sz w:val="19"/>
-              </w:rPr>
-              <w:t xml:space="preserve"> </w:t>
-            </w:r>
-            <w:proofErr w:type="spellStart"/>
-            <w:r>
-              <w:rPr>
-                <w:rFonts w:ascii="Calibri" w:hAnsi="Calibri"/>
-                <w:b/>
-                <w:i/>
-                <w:color w:val="B45309"/>
-                <w:sz w:val="19"/>
-              </w:rPr>
-              <w:t>Lidi</w:t>
-            </w:r>
-            <w:proofErr w:type="spellEnd"/>
-            <w:r>
-              <w:rPr>
-                <w:rFonts w:ascii="Calibri" w:hAnsi="Calibri"/>
-                <w:b/>
-                <w:i/>
-                <w:color w:val="B45309"/>
-                <w:sz w:val="19"/>
-              </w:rPr>
-              <w:t xml:space="preserve">: Satu </w:t>
-            </w:r>
-            <w:proofErr w:type="spellStart"/>
-            <w:r>
-              <w:rPr>
-                <w:rFonts w:ascii="Calibri" w:hAnsi="Calibri"/>
-                <w:b/>
-                <w:i/>
-                <w:color w:val="B45309"/>
-                <w:sz w:val="19"/>
-              </w:rPr>
-              <w:t>batang</w:t>
-            </w:r>
-            <w:proofErr w:type="spellEnd"/>
-            <w:r>
-              <w:rPr>
-                <w:rFonts w:ascii="Calibri" w:hAnsi="Calibri"/>
-                <w:b/>
-                <w:i/>
-                <w:color w:val="B45309"/>
-                <w:sz w:val="19"/>
-              </w:rPr>
-              <w:t xml:space="preserve"> </w:t>
-            </w:r>
-            <w:proofErr w:type="spellStart"/>
-            <w:r>
-              <w:rPr>
-                <w:rFonts w:ascii="Calibri" w:hAnsi="Calibri"/>
-                <w:b/>
-                <w:i/>
-                <w:color w:val="B45309"/>
-                <w:sz w:val="19"/>
-              </w:rPr>
-              <w:t>lidi</w:t>
-            </w:r>
-            <w:proofErr w:type="spellEnd"/>
-            <w:r>
-              <w:rPr>
-                <w:rFonts w:ascii="Calibri" w:hAnsi="Calibri"/>
-                <w:b/>
-                <w:i/>
-                <w:color w:val="B45309"/>
-                <w:sz w:val="19"/>
-              </w:rPr>
-              <w:t xml:space="preserve"> </w:t>
-            </w:r>
-            <w:proofErr w:type="spellStart"/>
-            <w:r>
-              <w:rPr>
-                <w:rFonts w:ascii="Calibri" w:hAnsi="Calibri"/>
-                <w:b/>
-                <w:i/>
-                <w:color w:val="B45309"/>
-                <w:sz w:val="19"/>
-              </w:rPr>
-              <w:t>mudah</w:t>
-            </w:r>
-            <w:proofErr w:type="spellEnd"/>
-            <w:r>
-              <w:rPr>
-                <w:rFonts w:ascii="Calibri" w:hAnsi="Calibri"/>
-                <w:b/>
-                <w:i/>
-                <w:color w:val="B45309"/>
-                <w:sz w:val="19"/>
-              </w:rPr>
-              <w:t xml:space="preserve"> </w:t>
-            </w:r>
-            <w:proofErr w:type="spellStart"/>
-            <w:r>
-              <w:rPr>
-                <w:rFonts w:ascii="Calibri" w:hAnsi="Calibri"/>
-                <w:b/>
-                <w:i/>
-                <w:color w:val="B45309"/>
-                <w:sz w:val="19"/>
-              </w:rPr>
-              <w:t>patah</w:t>
-            </w:r>
-            <w:proofErr w:type="spellEnd"/>
-            <w:r>
-              <w:rPr>
-                <w:rFonts w:ascii="Calibri" w:hAnsi="Calibri"/>
-                <w:b/>
-                <w:i/>
-                <w:color w:val="B45309"/>
-                <w:sz w:val="19"/>
-              </w:rPr>
-              <w:t xml:space="preserve"> </w:t>
-            </w:r>
-            <w:proofErr w:type="spellStart"/>
-            <w:r>
-              <w:rPr>
-                <w:rFonts w:ascii="Calibri" w:hAnsi="Calibri"/>
-                <w:b/>
-                <w:i/>
-                <w:color w:val="B45309"/>
-                <w:sz w:val="19"/>
-              </w:rPr>
-              <w:t>jika</w:t>
-            </w:r>
-            <w:proofErr w:type="spellEnd"/>
-            <w:r>
-              <w:rPr>
-                <w:rFonts w:ascii="Calibri" w:hAnsi="Calibri"/>
-                <w:b/>
-                <w:i/>
-                <w:color w:val="B45309"/>
-                <w:sz w:val="19"/>
-              </w:rPr>
-              <w:t xml:space="preserve"> </w:t>
-            </w:r>
-            <w:proofErr w:type="spellStart"/>
-            <w:r>
-              <w:rPr>
-                <w:rFonts w:ascii="Calibri" w:hAnsi="Calibri"/>
-                <w:b/>
-                <w:i/>
-                <w:color w:val="B45309"/>
-                <w:sz w:val="19"/>
-              </w:rPr>
-              <w:t>menyapu</w:t>
-            </w:r>
-            <w:proofErr w:type="spellEnd"/>
-            <w:r>
-              <w:rPr>
-                <w:rFonts w:ascii="Calibri" w:hAnsi="Calibri"/>
-                <w:b/>
-                <w:i/>
-                <w:color w:val="B45309"/>
-                <w:sz w:val="19"/>
-              </w:rPr>
-              <w:t xml:space="preserve"> </w:t>
-            </w:r>
-            <w:proofErr w:type="spellStart"/>
-            <w:r>
-              <w:rPr>
-                <w:rFonts w:ascii="Calibri" w:hAnsi="Calibri"/>
-                <w:b/>
-                <w:i/>
-                <w:color w:val="B45309"/>
-                <w:sz w:val="19"/>
-              </w:rPr>
-              <w:t>sendirian</w:t>
-            </w:r>
-            <w:proofErr w:type="spellEnd"/>
-            <w:r>
-              <w:rPr>
-                <w:rFonts w:ascii="Calibri" w:hAnsi="Calibri"/>
-                <w:b/>
-                <w:i/>
-                <w:color w:val="B45309"/>
-                <w:sz w:val="19"/>
-              </w:rPr>
-              <w:t xml:space="preserve">, </w:t>
-            </w:r>
-            <w:proofErr w:type="spellStart"/>
-            <w:r>
-              <w:rPr>
-                <w:rFonts w:ascii="Calibri" w:hAnsi="Calibri"/>
-                <w:b/>
-                <w:i/>
-                <w:color w:val="B45309"/>
-                <w:sz w:val="19"/>
-              </w:rPr>
-              <w:t>tetapi</w:t>
-            </w:r>
-            <w:proofErr w:type="spellEnd"/>
-            <w:r>
-              <w:rPr>
-                <w:rFonts w:ascii="Calibri" w:hAnsi="Calibri"/>
-                <w:b/>
-                <w:i/>
-                <w:color w:val="B45309"/>
-                <w:sz w:val="19"/>
-              </w:rPr>
-              <w:t xml:space="preserve"> </w:t>
-            </w:r>
-            <w:proofErr w:type="spellStart"/>
-            <w:r>
-              <w:rPr>
-                <w:rFonts w:ascii="Calibri" w:hAnsi="Calibri"/>
-                <w:b/>
-                <w:i/>
-                <w:color w:val="B45309"/>
-                <w:sz w:val="19"/>
-              </w:rPr>
-              <w:t>saat</w:t>
-            </w:r>
-            <w:proofErr w:type="spellEnd"/>
-            <w:r>
-              <w:rPr>
-                <w:rFonts w:ascii="Calibri" w:hAnsi="Calibri"/>
-                <w:b/>
-                <w:i/>
-                <w:color w:val="B45309"/>
-                <w:sz w:val="19"/>
-              </w:rPr>
-              <w:t xml:space="preserve"> </w:t>
-            </w:r>
-            <w:proofErr w:type="spellStart"/>
-            <w:r>
-              <w:rPr>
-                <w:rFonts w:ascii="Calibri" w:hAnsi="Calibri"/>
-                <w:b/>
-                <w:i/>
-                <w:color w:val="B45309"/>
-                <w:sz w:val="19"/>
-              </w:rPr>
-              <w:t>diikat</w:t>
-            </w:r>
-            <w:proofErr w:type="spellEnd"/>
-            <w:r>
-              <w:rPr>
-                <w:rFonts w:ascii="Calibri" w:hAnsi="Calibri"/>
-                <w:b/>
-                <w:i/>
-                <w:color w:val="B45309"/>
-                <w:sz w:val="19"/>
-              </w:rPr>
-              <w:t xml:space="preserve"> </w:t>
-            </w:r>
-            <w:proofErr w:type="spellStart"/>
-            <w:r>
-              <w:rPr>
-                <w:rFonts w:ascii="Calibri" w:hAnsi="Calibri"/>
-                <w:b/>
-                <w:i/>
-                <w:color w:val="B45309"/>
-                <w:sz w:val="19"/>
-              </w:rPr>
-              <w:t>menjadi</w:t>
-            </w:r>
-            <w:proofErr w:type="spellEnd"/>
-            <w:r>
-              <w:rPr>
-                <w:rFonts w:ascii="Calibri" w:hAnsi="Calibri"/>
-                <w:b/>
-                <w:i/>
-                <w:color w:val="B45309"/>
-                <w:sz w:val="19"/>
-              </w:rPr>
-              <w:t xml:space="preserve"> </w:t>
-            </w:r>
-            <w:proofErr w:type="spellStart"/>
-            <w:r>
-              <w:rPr>
-                <w:rFonts w:ascii="Calibri" w:hAnsi="Calibri"/>
-                <w:b/>
-                <w:i/>
-                <w:color w:val="B45309"/>
-                <w:sz w:val="19"/>
-              </w:rPr>
-              <w:t>satu</w:t>
-            </w:r>
-            <w:proofErr w:type="spellEnd"/>
-            <w:r>
-              <w:rPr>
-                <w:rFonts w:ascii="Calibri" w:hAnsi="Calibri"/>
-                <w:b/>
-                <w:i/>
-                <w:color w:val="B45309"/>
-                <w:sz w:val="19"/>
-              </w:rPr>
-              <w:t xml:space="preserve"> </w:t>
-            </w:r>
-            <w:proofErr w:type="spellStart"/>
-            <w:r>
-              <w:rPr>
-                <w:rFonts w:ascii="Calibri" w:hAnsi="Calibri"/>
-                <w:b/>
-                <w:i/>
-                <w:color w:val="B45309"/>
-                <w:sz w:val="19"/>
-              </w:rPr>
-              <w:t>ikatan</w:t>
-            </w:r>
-            <w:proofErr w:type="spellEnd"/>
-            <w:r>
-              <w:rPr>
-                <w:rFonts w:ascii="Calibri" w:hAnsi="Calibri"/>
-                <w:b/>
-                <w:i/>
-                <w:color w:val="B45309"/>
-                <w:sz w:val="19"/>
-              </w:rPr>
-              <w:t xml:space="preserve"> </w:t>
-            </w:r>
-            <w:proofErr w:type="spellStart"/>
-            <w:r>
-              <w:rPr>
-                <w:rFonts w:ascii="Calibri" w:hAnsi="Calibri"/>
-                <w:b/>
-                <w:i/>
-                <w:color w:val="B45309"/>
-                <w:sz w:val="19"/>
-              </w:rPr>
-              <w:t>kokoh</w:t>
-            </w:r>
-            <w:proofErr w:type="spellEnd"/>
-            <w:r>
-              <w:rPr>
-                <w:rFonts w:ascii="Calibri" w:hAnsi="Calibri"/>
-                <w:b/>
-                <w:i/>
-                <w:color w:val="B45309"/>
-                <w:sz w:val="19"/>
-              </w:rPr>
-              <w:t xml:space="preserve">, </w:t>
-            </w:r>
-            <w:proofErr w:type="spellStart"/>
-            <w:r>
-              <w:rPr>
-                <w:rFonts w:ascii="Calibri" w:hAnsi="Calibri"/>
-                <w:b/>
-                <w:i/>
-                <w:color w:val="B45309"/>
-                <w:sz w:val="19"/>
-              </w:rPr>
-              <w:t>halaman</w:t>
-            </w:r>
-            <w:proofErr w:type="spellEnd"/>
-            <w:r>
-              <w:rPr>
-                <w:rFonts w:ascii="Calibri" w:hAnsi="Calibri"/>
-                <w:b/>
-                <w:i/>
-                <w:color w:val="B45309"/>
-                <w:sz w:val="19"/>
-              </w:rPr>
-              <w:t xml:space="preserve"> </w:t>
-            </w:r>
-            <w:proofErr w:type="spellStart"/>
-            <w:r>
-              <w:rPr>
-                <w:rFonts w:ascii="Calibri" w:hAnsi="Calibri"/>
-                <w:b/>
-                <w:i/>
-                <w:color w:val="B45309"/>
-                <w:sz w:val="19"/>
-              </w:rPr>
-              <w:t>kotor</w:t>
-            </w:r>
-            <w:proofErr w:type="spellEnd"/>
-            <w:r>
-              <w:rPr>
-                <w:rFonts w:ascii="Calibri" w:hAnsi="Calibri"/>
-                <w:b/>
-                <w:i/>
-                <w:color w:val="B45309"/>
-                <w:sz w:val="19"/>
-              </w:rPr>
-              <w:t xml:space="preserve"> </w:t>
-            </w:r>
-            <w:proofErr w:type="spellStart"/>
-            <w:r>
-              <w:rPr>
-                <w:rFonts w:ascii="Calibri" w:hAnsi="Calibri"/>
-                <w:b/>
-                <w:i/>
-                <w:color w:val="B45309"/>
-                <w:sz w:val="19"/>
-              </w:rPr>
-              <w:t>bersih</w:t>
-            </w:r>
-            <w:proofErr w:type="spellEnd"/>
-            <w:r>
-              <w:rPr>
-                <w:rFonts w:ascii="Calibri" w:hAnsi="Calibri"/>
-                <w:b/>
-                <w:i/>
-                <w:color w:val="B45309"/>
-                <w:sz w:val="19"/>
-              </w:rPr>
-              <w:t xml:space="preserve"> </w:t>
-            </w:r>
-            <w:proofErr w:type="spellStart"/>
-            <w:r>
-              <w:rPr>
-                <w:rFonts w:ascii="Calibri" w:hAnsi="Calibri"/>
-                <w:b/>
-                <w:i/>
-                <w:color w:val="B45309"/>
-                <w:sz w:val="19"/>
-              </w:rPr>
-              <w:t>seketika</w:t>
-            </w:r>
-            <w:proofErr w:type="spellEnd"/>
-            <w:r>
-              <w:rPr>
-                <w:rFonts w:ascii="Calibri" w:hAnsi="Calibri"/>
-                <w:b/>
-                <w:i/>
-                <w:color w:val="B45309"/>
-                <w:sz w:val="19"/>
-              </w:rPr>
-              <w:t>!"</w:t>
+              <w:t>• 5. Bahasa Indonesia sebagai Bahasa Persatuan: Sesuai ikrar Sumpah Pemuda 28 Oktober 1928, Bahasa Indonesia menjadi jembatan komunikasi antarsuku di perumahan saat kerja bakti.</w:t>
             </w:r>
           </w:p>
         </w:tc>
@@ -2034,86 +213,316 @@
             <w:pPr>
               <w:spacing w:line="288" w:lineRule="auto"/>
             </w:pPr>
+            <w:r/>
             <w:r>
               <w:rPr>
                 <w:rFonts w:ascii="Calibri" w:hAnsi="Calibri"/>
                 <w:b/>
-                <w:color w:val="0D9488"/>
+                <w:i w:val="0"/>
+                <w:color w:val="9A3412"/>
                 <w:sz w:val="23"/>
               </w:rPr>
               <w:t>📝 CATATAN RINGKAS BAB 3: KERAGAMAN BUDAYA INDONESIAKU</w:t>
-            </w:r>
-            <w:r>
-              <w:rPr>
-                <w:rFonts w:ascii="Calibri" w:hAnsi="Calibri"/>
-                <w:b/>
-                <w:color w:val="0D9488"/>
-                <w:sz w:val="23"/>
-              </w:rPr>
-              <w:br/>
-            </w:r>
-            <w:r>
-              <w:rPr>
-                <w:rFonts w:ascii="Calibri" w:hAnsi="Calibri"/>
-                <w:color w:val="1E293B"/>
-                <w:sz w:val="20"/>
-              </w:rPr>
-              <w:t>• 1. Tiga Faktor Penyebab Keragaman Budaya: a) Letak strategis di persimpangan jalur perdagangan laut dunia (2 benua &amp; 2 samudra), b) Kondisi negara kepulauan dengan &gt;17.000 pulau, c) Variasi bentang alam (pegunungan, pesisir, lembah).</w:t>
-            </w:r>
-            <w:r>
-              <w:rPr>
-                <w:rFonts w:ascii="Calibri" w:hAnsi="Calibri"/>
-                <w:color w:val="1E293B"/>
-                <w:sz w:val="20"/>
-              </w:rPr>
-              <w:br/>
-              <w:t>• 2. Kejeniusan Sains Rumah Honai (Papua): Bentuk silinder melingkar dinding kayu rapat dan sengaja dibuat TANPA JENDELA. Fungsinya secara termodinamika adalah mengunci panas perapian (heat trap) agar warga tidak membeku di suhu dingin ekstrem pegunungan (bisa 5°C).</w:t>
-            </w:r>
-            <w:r>
-              <w:rPr>
-                <w:rFonts w:ascii="Calibri" w:hAnsi="Calibri"/>
-                <w:color w:val="1E293B"/>
-                <w:sz w:val="20"/>
-              </w:rPr>
-              <w:br/>
-              <w:t>• 3. Sains Tahan Gempa Rumah Gadang (Minangkabau): Tiang panggung kayu menggunakan sistem sambungan pasak elastis tanpa paku besi. Saat gempa bumi mengguncang, sambungan pasak bergoyang elastis meredam getaran sehingga rumah tidak roboh.</w:t>
-            </w:r>
-            <w:r>
-              <w:rPr>
-                <w:rFonts w:ascii="Calibri" w:hAnsi="Calibri"/>
-                <w:color w:val="1E293B"/>
-                <w:sz w:val="20"/>
-              </w:rPr>
-              <w:br/>
-              <w:t>• 4. Rumah Tongkonan (Toraja): Tiang panggung tinggi melancarkan aliran sirkulasi udara lembap tropis dan atap busur perahu menghormati leluhur pelaut.</w:t>
-            </w:r>
-            <w:r>
-              <w:rPr>
-                <w:rFonts w:ascii="Calibri" w:hAnsi="Calibri"/>
-                <w:color w:val="1E293B"/>
-                <w:sz w:val="20"/>
-              </w:rPr>
-              <w:br/>
-              <w:t>• 5. Sikap Menghargai: Menolak etnosentrisme (sikap menganggap sukunya sendiri paling unggul dan meremehkan suku lain). Bangga pada tradisi sendiri dan menghormati kehebatan budaya teman.</w:t>
-            </w:r>
-            <w:r>
-              <w:rPr>
-                <w:rFonts w:ascii="Calibri" w:hAnsi="Calibri"/>
-                <w:color w:val="1E293B"/>
-                <w:sz w:val="20"/>
-              </w:rPr>
               <w:br/>
             </w:r>
             <w:r>
               <w:rPr>
                 <w:rFonts w:ascii="Calibri" w:hAnsi="Calibri"/>
                 <w:b/>
-                <w:i/>
-                <w:color w:val="B45309"/>
+                <w:i w:val="0"/>
+                <w:color w:val="1E293B"/>
                 <w:sz w:val="19"/>
               </w:rPr>
+              <w:t xml:space="preserve">• 1. Tiga Faktor Penyebab Keragaman Budaya: </w:t>
+            </w:r>
+            <w:r>
+              <w:rPr>
+                <w:rFonts w:ascii="Calibri" w:hAnsi="Calibri"/>
+                <w:b w:val="0"/>
+                <w:i w:val="0"/>
+                <w:color w:val="1E293B"/>
+                <w:sz w:val="19"/>
+              </w:rPr>
+              <w:t>a) Letak strategis di persimpangan jalur perdagangan maritim dunia (2 benua: Asia-Australia &amp; 2 samudra: Hindia-Pasifik). b) Kondisi negara kepulauan dengan &gt;17.000 pulau yang terpisah lautan sehingga melahirkan tradisi mandiri. c) Variasi bentang alam (pegunungan, pesisir, lembah) yang membentuk mata pencaharian dan adaptasi rumah adat berbeda.</w:t>
               <w:br/>
-              <w:t>💡 Catatan Ksatria: "Harmoni Nusantara: Seperti koreografi senam lantai yang memadukan kelenturan lingkaran Honai dan keagungan haluan Tongkonan, keberagaman adalah mahakarya seni bangsa!"</w:t>
+            </w:r>
+            <w:r>
+              <w:rPr>
+                <w:rFonts w:ascii="Calibri" w:hAnsi="Calibri"/>
+                <w:b/>
+                <w:i w:val="0"/>
+                <w:color w:val="1E293B"/>
+                <w:sz w:val="19"/>
+              </w:rPr>
+              <w:t xml:space="preserve">• 2. Kejeniusan Sains Rumah Honai (Papua - Suku Dani, Lembah Baliem): </w:t>
+            </w:r>
+            <w:r>
+              <w:rPr>
+                <w:rFonts w:ascii="Calibri" w:hAnsi="Calibri"/>
+                <w:b w:val="0"/>
+                <w:i w:val="0"/>
+                <w:color w:val="1E293B"/>
+                <w:sz w:val="19"/>
+              </w:rPr>
+              <w:t>Bentuk silinder bundar berdinding kayu rapat beratap jerami ilalang tebal hingga ke bawah, dan sengaja dibuat TANPA JENDELA. Fungsinya secara termodinamika adalah perangkap kalor alami (heat trap) untuk mengunci panas perapian agar keluarga terhindar dari bahaya kedinginan ekstrem (bisa 5°C) di pegunungan Jayawijaya.</w:t>
+              <w:br/>
+            </w:r>
+            <w:r>
+              <w:rPr>
+                <w:rFonts w:ascii="Calibri" w:hAnsi="Calibri"/>
+                <w:b/>
+                <w:i w:val="0"/>
+                <w:color w:val="1E293B"/>
+                <w:sz w:val="19"/>
+              </w:rPr>
+              <w:t xml:space="preserve">• 3. Sains Rekayasa Tahan Gempa Rumah Gadang (Minangkabau, Sumatera Barat): </w:t>
+            </w:r>
+            <w:r>
+              <w:rPr>
+                <w:rFonts w:ascii="Calibri" w:hAnsi="Calibri"/>
+                <w:b w:val="0"/>
+                <w:i w:val="0"/>
+                <w:color w:val="1E293B"/>
+                <w:sz w:val="19"/>
+              </w:rPr>
+              <w:t>Rumah adat panggung dengan tiang kayu bertumpu di atas batu ceper dan atap melengkung runcing bergonjong (menyerupai tanduk kerbau). Menggunakan sistem sambungan tiang pasak kayu elastis tanpa paku besi. Saat gempa bumi dahsyat mengguncang (jalur seismik Ring of Fire), sambungan pasak bergoyang lentur meredam energi getaran sehingga bangunan tidak retak atau roboh.</w:t>
+              <w:br/>
+            </w:r>
+            <w:r>
+              <w:rPr>
+                <w:rFonts w:ascii="Calibri" w:hAnsi="Calibri"/>
+                <w:b/>
+                <w:i w:val="0"/>
+                <w:color w:val="1E293B"/>
+                <w:sz w:val="19"/>
+              </w:rPr>
+              <w:t xml:space="preserve">• 4. Keagungan Rumah Tongkonan (Toraja, Sulawesi Selatan): </w:t>
+            </w:r>
+            <w:r>
+              <w:rPr>
+                <w:rFonts w:ascii="Calibri" w:hAnsi="Calibri"/>
+                <w:b w:val="0"/>
+                <w:i w:val="0"/>
+                <w:color w:val="1E293B"/>
+                <w:sz w:val="19"/>
+              </w:rPr>
+              <w:t>Tiang panggung tinggi melancarkan aliran sirkulasi udara lembap tropis dan menghindari binatang buas. Atap melengkung menyerupai haluan perahu menghadap ke utara melambangkan penghormatan terhadap leluhur perantau maritim nusantara.</w:t>
+              <w:br/>
+            </w:r>
+            <w:r>
+              <w:rPr>
+                <w:rFonts w:ascii="Calibri" w:hAnsi="Calibri"/>
+                <w:b/>
+                <w:i w:val="0"/>
+                <w:color w:val="1E293B"/>
+                <w:sz w:val="19"/>
+              </w:rPr>
+              <w:t>• 5. Pengertian &amp; Filosofi Kebaya (Busana Adat Khas Indonesia):</w:t>
+              <w:br/>
+            </w:r>
+            <w:r>
+              <w:rPr>
+                <w:rFonts w:ascii="Calibri" w:hAnsi="Calibri"/>
+                <w:b/>
+                <w:i w:val="0"/>
+                <w:color w:val="1E293B"/>
+                <w:sz w:val="19"/>
+              </w:rPr>
+              <w:t xml:space="preserve">   a) Pengertian Kebaya: </w:t>
+            </w:r>
+            <w:r>
+              <w:rPr>
+                <w:rFonts w:ascii="Calibri" w:hAnsi="Calibri"/>
+                <w:b w:val="0"/>
+                <w:i w:val="0"/>
+                <w:color w:val="1E293B"/>
+                <w:sz w:val="19"/>
+              </w:rPr>
+              <w:t>Busana atasan tradisional khas perempuan Indonesia (berkembang luas di Jawa, Sunda, Betawi, Bali, dan berbagai daerah nusantara) berupa blus berlengan panjang dari bahan katun, brokat, sutra, atau beledu yang dipadukan secara serasi dengan bawahan kain jarik batik atau songket.</w:t>
+              <w:br/>
+            </w:r>
+            <w:r>
+              <w:rPr>
+                <w:rFonts w:ascii="Calibri" w:hAnsi="Calibri"/>
+                <w:b/>
+                <w:i w:val="0"/>
+                <w:color w:val="1E293B"/>
+                <w:sz w:val="19"/>
+              </w:rPr>
+              <w:t xml:space="preserve">   b) Makna Filosofis: </w:t>
+            </w:r>
+            <w:r>
+              <w:rPr>
+                <w:rFonts w:ascii="Calibri" w:hAnsi="Calibri"/>
+                <w:b w:val="0"/>
+                <w:i w:val="0"/>
+                <w:color w:val="1E293B"/>
+                <w:sz w:val="19"/>
+              </w:rPr>
+              <w:t>Potongan kebaya yang anggun dan pas membalut tubuh melambangkan kelemahlembutan, kesopanan (unggah-ungguh), kesabaran, serta keteguhan martabat luhur perempuan Indonesia. Lilitan kain jarik bawahan mengajarkan langkah kaki yang teratur, tenang, dan bijaksana (tidak tergesa-gesa atau ceroboh).</w:t>
+              <w:br/>
+            </w:r>
+            <w:r>
+              <w:rPr>
+                <w:rFonts w:ascii="Calibri" w:hAnsi="Calibri"/>
+                <w:b/>
+                <w:i w:val="0"/>
+                <w:color w:val="1E293B"/>
+                <w:sz w:val="19"/>
+              </w:rPr>
+              <w:t xml:space="preserve">   c) Ragam Jenis Kebaya Populer:</w:t>
+              <w:br/>
+            </w:r>
+            <w:r>
+              <w:rPr>
+                <w:rFonts w:ascii="Calibri" w:hAnsi="Calibri"/>
+                <w:b w:val="0"/>
+                <w:i w:val="0"/>
+                <w:color w:val="1E293B"/>
+                <w:sz w:val="19"/>
+              </w:rPr>
+              <w:t xml:space="preserve">      - Kebaya Kartini &amp; Kebaya Kutu Baru (Jawa): Memiliki lipatan kain penutup dada tengah (kutu baru) yang klasik, bersahaja, dan cerdas.</w:t>
+              <w:br/>
+            </w:r>
+            <w:r>
+              <w:rPr>
+                <w:rFonts w:ascii="Calibri" w:hAnsi="Calibri"/>
+                <w:b w:val="0"/>
+                <w:i w:val="0"/>
+                <w:color w:val="1E293B"/>
+                <w:sz w:val="19"/>
+              </w:rPr>
+              <w:t xml:space="preserve">      - Kebaya Encim (Betawi/Jakarta): Berkerah V dengan sulaman bordir bunga-bunga warna-warni cerah, simbol harmoni akulturasi budaya Nusantara dan Tionghoa.</w:t>
+              <w:br/>
+            </w:r>
+            <w:r>
+              <w:rPr>
+                <w:rFonts w:ascii="Calibri" w:hAnsi="Calibri"/>
+                <w:b w:val="0"/>
+                <w:i w:val="0"/>
+                <w:color w:val="1E293B"/>
+                <w:sz w:val="19"/>
+              </w:rPr>
+              <w:t xml:space="preserve">      - Kebaya Bali: Selalu dipadukan dengan selendang/senteng yang diikat rapi di pinggang sebagai lambang pengikatan nafsu dan pengendalian diri.</w:t>
+              <w:br/>
+            </w:r>
+            <w:r>
+              <w:rPr>
+                <w:rFonts w:ascii="Calibri" w:hAnsi="Calibri"/>
+                <w:b/>
+                <w:i w:val="0"/>
+                <w:color w:val="1E293B"/>
+                <w:sz w:val="19"/>
+              </w:rPr>
+              <w:t xml:space="preserve">   d) Warisan Dunia UNESCO: </w:t>
+            </w:r>
+            <w:r>
+              <w:rPr>
+                <w:rFonts w:ascii="Calibri" w:hAnsi="Calibri"/>
+                <w:b w:val="0"/>
+                <w:i w:val="0"/>
+                <w:color w:val="1E293B"/>
+                <w:sz w:val="19"/>
+              </w:rPr>
+              <w:t>Kebaya bersama kain batik telah diajukan bersama ke UNESCO sebagai Warisan Budaya Takbenda Dunia (Intangible Cultural Heritage).</w:t>
+              <w:br/>
+            </w:r>
+            <w:r>
+              <w:rPr>
+                <w:rFonts w:ascii="Calibri" w:hAnsi="Calibri"/>
+                <w:b/>
+                <w:i w:val="0"/>
+                <w:color w:val="1E293B"/>
+                <w:sz w:val="19"/>
+              </w:rPr>
+              <w:t>• 6. Warisan Mahakarya Budaya Takbenda Lainnya:</w:t>
+              <w:br/>
+            </w:r>
+            <w:r>
+              <w:rPr>
+                <w:rFonts w:ascii="Calibri" w:hAnsi="Calibri"/>
+                <w:b w:val="0"/>
+                <w:i w:val="0"/>
+                <w:color w:val="1E293B"/>
+                <w:sz w:val="19"/>
+              </w:rPr>
+              <w:t xml:space="preserve">   - Alat Musik Tradisional: Sasando (daun lontar Rote, NTT), Angklung (bambu nada berlaras Jawa Barat warisan UNESCO), Tifa (gendang kulit biawak Papua &amp; Maluku), Gamelan Gong &amp; Kendang (Jawa &amp; Bali).</w:t>
+              <w:br/>
+            </w:r>
+            <w:r>
+              <w:rPr>
+                <w:rFonts w:ascii="Calibri" w:hAnsi="Calibri"/>
+                <w:b w:val="0"/>
+                <w:i w:val="0"/>
+                <w:color w:val="1E293B"/>
+                <w:sz w:val="19"/>
+              </w:rPr>
+              <w:t xml:space="preserve">   - Senjata Tradisional: Keris (Jawa), Rencong (Aceh), Mandau (Kalimantan), Badik (Sulawesi) sebagai simbol kehormatan ksatria.</w:t>
+              <w:br/>
+            </w:r>
+            <w:r>
+              <w:rPr>
+                <w:rFonts w:ascii="Calibri" w:hAnsi="Calibri"/>
+                <w:b w:val="0"/>
+                <w:i w:val="0"/>
+                <w:color w:val="1E293B"/>
+                <w:sz w:val="19"/>
+              </w:rPr>
+              <w:t xml:space="preserve">   - Wastra / Kain Adat: Batik (Jawa), Songket (Minangkabau &amp; Palembang), Ulos (Batak), Tenun Ikat (NTT).</w:t>
+              <w:br/>
+            </w:r>
+            <w:r>
+              <w:rPr>
+                <w:rFonts w:ascii="Calibri" w:hAnsi="Calibri"/>
+                <w:b w:val="0"/>
+                <w:i w:val="0"/>
+                <w:color w:val="1E293B"/>
+                <w:sz w:val="19"/>
+              </w:rPr>
+              <w:t xml:space="preserve">   - Kuliner Nusantara: Papeda kuah kuning (Papua), Rendang daging (Sumatera Barat), Gudeg (Yogyakarta).</w:t>
+              <w:br/>
+            </w:r>
+            <w:r>
+              <w:rPr>
+                <w:rFonts w:ascii="Calibri" w:hAnsi="Calibri"/>
+                <w:b/>
+                <w:i w:val="0"/>
+                <w:color w:val="1E293B"/>
+                <w:sz w:val="19"/>
+              </w:rPr>
+              <w:t xml:space="preserve">• 7. Sikap Menghargai Keragaman (Anti-Etnosentrisme): </w:t>
+            </w:r>
+            <w:r>
+              <w:rPr>
+                <w:rFonts w:ascii="Calibri" w:hAnsi="Calibri"/>
+                <w:b w:val="0"/>
+                <w:i w:val="0"/>
+                <w:color w:val="1E293B"/>
+                <w:sz w:val="19"/>
+              </w:rPr>
+              <w:t>Menolak sikap etnosentrisme (menganggap budaya sukunya sendiri paling hebat dan merendahkan budaya lain). Menjunjung tinggi toleransi, bangga terhadap kekayaan budaya daerah sendiri, dan menghormati kehebatan budaya suku sahabat.</w:t>
+              <w:br/>
+              <w:br/>
+            </w:r>
+            <w:r>
+              <w:rPr>
+                <w:rFonts w:ascii="Calibri" w:hAnsi="Calibri"/>
+                <w:b/>
+                <w:i w:val="0"/>
+                <w:color w:val="1E293B"/>
+                <w:sz w:val="19"/>
+              </w:rPr>
+              <w:t xml:space="preserve">💡 Catatan Ksatria: </w:t>
+            </w:r>
+            <w:r>
+              <w:rPr>
+                <w:rFonts w:ascii="Calibri" w:hAnsi="Calibri"/>
+                <w:b w:val="0"/>
+                <w:i w:val="0"/>
+                <w:color w:val="1E293B"/>
+                <w:sz w:val="19"/>
+              </w:rPr>
+              <w:t>"Harmoni Nusantara: Seperti koreografi senam lantai yang memadukan kehangatan lingkaran Honai, ketangguhan pasak Rumah Gadang, dan keanggunan langkah berkebaya, keberagaman adalah mahakarya seni bangsa!"</w:t>
             </w:r>
           </w:p>
         </w:tc>
@@ -2128,7 +537,6 @@
         <w:rPr>
           <w:color w:val="0D9488"/>
         </w:rPr>
-        <w:lastRenderedPageBreak/>
         <w:t>BAGIAN II: EVALUASI MINI TEST 4 SOAL PILIHAN GANDA (LEVEL C3-C4)</w:t>
       </w:r>
     </w:p>
@@ -2164,7 +572,17 @@
                 <w:color w:val="0F172A"/>
                 <w:sz w:val="20"/>
               </w:rPr>
-              <w:t>Soal 1: Nenek moyang suku Dani di Lembah Baliem Pegunungan Jayawijaya Papua merancang Rumah Honai berbentuk silinder melingkar dari kayu beratap jerami tebal dan sengaja dibuat tanpa jendela sama sekali. Alasan ilmiah paling tepat mengapa arsitektur Honai dibuat tanpa jendela adalah...</w:t>
+              <w:t xml:space="preserve">Soal 1: Nenek moyang suku Dani di Lembah Baliem Pegunungan Jayawijaya Papua merancang Rumah Honai berbentuk silinder melingkar dari kayu beratap jerami tebal dan sengaja dibuat tanpa jendela sama sekali. </w:t>
+            </w:r>
+            <w:r>
+              <w:rPr>
+                <w:rFonts w:ascii="Calibri" w:hAnsi="Calibri"/>
+                <w:b/>
+                <w:color w:val="0F172A"/>
+                <w:sz w:val="20"/>
+              </w:rPr>
+              <w:lastRenderedPageBreak/>
+              <w:t>Alasan ilmiah paling tepat mengapa arsitektur Honai dibuat tanpa jendela adalah...</w:t>
             </w:r>
             <w:r>
               <w:rPr>
@@ -2515,7 +933,6 @@
                 <w:color w:val="475569"/>
                 <w:sz w:val="18"/>
               </w:rPr>
-              <w:lastRenderedPageBreak/>
               <w:t>🔍 Pembahasan: Kondisi kepulauan nusantara yang terpisah oleh selat dan laut menyebabkan isolasi geografis alami, sehingga masing-masing suku mengembangkan budaya dan teknologi adaptasi lokal yang unik.</w:t>
             </w:r>
           </w:p>
@@ -2555,6 +972,7 @@
                 <w:color w:val="0F172A"/>
                 <w:sz w:val="20"/>
               </w:rPr>
+              <w:lastRenderedPageBreak/>
               <w:t>Soal 4: Saat kelompok Mishka merancang dekorasi pentas seni, terjadi perdebatan karena salah satu teman mengejek rumah adat daerah lain dan membanggakan rumah adat sukunya sendiri sebagai yang paling modern dan terhebat. Sikap membanggakan budaya sendiri secara berlebihan sambil memandang rendah budaya suku lain disebut...</w:t>
             </w:r>
             <w:r>
